--- a/apert-vision-completo/documentacion/PL03_Entrega_Final.docx
+++ b/apert-vision-completo/documentacion/PL03_Entrega_Final.docx
@@ -52,12 +52,12 @@
       <w:tblPr>
         <w:tblW w:type="pct" w:w="100%"/>
         <w:tblBorders>
-          <w:top w:val="single" w:color="auto" w:sz="4"/>
-          <w:left w:val="single" w:color="auto" w:sz="4"/>
-          <w:bottom w:val="single" w:color="auto" w:sz="4"/>
-          <w:right w:val="single" w:color="auto" w:sz="4"/>
-          <w:insideH w:val="single" w:color="auto" w:sz="4"/>
-          <w:insideV w:val="single" w:color="auto" w:sz="4"/>
+          <w:top w:val="single" w:color="BFBFBF" w:sz="4"/>
+          <w:left w:val="single" w:color="BFBFBF" w:sz="4"/>
+          <w:bottom w:val="single" w:color="BFBFBF" w:sz="4"/>
+          <w:right w:val="single" w:color="BFBFBF" w:sz="4"/>
+          <w:insideH w:val="single" w:color="BFBFBF" w:sz="4"/>
+          <w:insideV w:val="single" w:color="BFBFBF" w:sz="4"/>
         </w:tblBorders>
       </w:tblPr>
       <w:tblGrid>
@@ -65,13 +65,24 @@
         <w:gridCol w:w="100"/>
       </w:tblGrid>
       <w:tr>
+        <w:trPr>
+          <w:cantSplit/>
+        </w:trPr>
         <w:tc>
           <w:tcPr>
             <w:tcW w:type="pct" w:w="30%"/>
-            <w:shd w:fill="F0F0F0" w:val="clear"/>
-          </w:tcPr>
-          <w:p>
-            <w:pPr>
+            <w:shd w:fill="F0F0F0" w:color="auto" w:val="clear"/>
+            <w:tcMar>
+              <w:top w:type="dxa" w:w="120"/>
+              <w:left w:type="dxa" w:w="140"/>
+              <w:bottom w:type="dxa" w:w="120"/>
+              <w:right w:type="dxa" w:w="140"/>
+            </w:tcMar>
+            <w:vAlign w:val="center"/>
+          </w:tcPr>
+          <w:p>
+            <w:pPr>
+              <w:spacing w:after="40" w:before="40"/>
               <w:jc w:val="left"/>
             </w:pPr>
             <w:r>
@@ -88,9 +99,17 @@
         <w:tc>
           <w:tcPr>
             <w:tcW w:type="pct" w:w="70%"/>
-          </w:tcPr>
-          <w:p>
-            <w:pPr>
+            <w:tcMar>
+              <w:top w:type="dxa" w:w="120"/>
+              <w:left w:type="dxa" w:w="140"/>
+              <w:bottom w:type="dxa" w:w="120"/>
+              <w:right w:type="dxa" w:w="140"/>
+            </w:tcMar>
+            <w:vAlign w:val="center"/>
+          </w:tcPr>
+          <w:p>
+            <w:pPr>
+              <w:spacing w:after="40" w:before="40"/>
               <w:jc w:val="left"/>
             </w:pPr>
             <w:r>
@@ -104,12 +123,23 @@
         </w:tc>
       </w:tr>
       <w:tr>
-        <w:tc>
-          <w:tcPr>
-            <w:shd w:fill="F0F0F0" w:val="clear"/>
-          </w:tcPr>
-          <w:p>
-            <w:pPr>
+        <w:trPr>
+          <w:cantSplit/>
+        </w:trPr>
+        <w:tc>
+          <w:tcPr>
+            <w:shd w:fill="F0F0F0" w:color="auto" w:val="clear"/>
+            <w:tcMar>
+              <w:top w:type="dxa" w:w="120"/>
+              <w:left w:type="dxa" w:w="140"/>
+              <w:bottom w:type="dxa" w:w="120"/>
+              <w:right w:type="dxa" w:w="140"/>
+            </w:tcMar>
+            <w:vAlign w:val="center"/>
+          </w:tcPr>
+          <w:p>
+            <w:pPr>
+              <w:spacing w:after="40" w:before="40"/>
               <w:jc w:val="left"/>
             </w:pPr>
             <w:r>
@@ -124,8 +154,18 @@
           </w:p>
         </w:tc>
         <w:tc>
-          <w:p>
-            <w:pPr>
+          <w:tcPr>
+            <w:tcMar>
+              <w:top w:type="dxa" w:w="120"/>
+              <w:left w:type="dxa" w:w="140"/>
+              <w:bottom w:type="dxa" w:w="120"/>
+              <w:right w:type="dxa" w:w="140"/>
+            </w:tcMar>
+            <w:vAlign w:val="center"/>
+          </w:tcPr>
+          <w:p>
+            <w:pPr>
+              <w:spacing w:after="40" w:before="40"/>
               <w:jc w:val="left"/>
             </w:pPr>
             <w:r>
@@ -139,12 +179,23 @@
         </w:tc>
       </w:tr>
       <w:tr>
-        <w:tc>
-          <w:tcPr>
-            <w:shd w:fill="F0F0F0" w:val="clear"/>
-          </w:tcPr>
-          <w:p>
-            <w:pPr>
+        <w:trPr>
+          <w:cantSplit/>
+        </w:trPr>
+        <w:tc>
+          <w:tcPr>
+            <w:shd w:fill="F0F0F0" w:color="auto" w:val="clear"/>
+            <w:tcMar>
+              <w:top w:type="dxa" w:w="120"/>
+              <w:left w:type="dxa" w:w="140"/>
+              <w:bottom w:type="dxa" w:w="120"/>
+              <w:right w:type="dxa" w:w="140"/>
+            </w:tcMar>
+            <w:vAlign w:val="center"/>
+          </w:tcPr>
+          <w:p>
+            <w:pPr>
+              <w:spacing w:after="40" w:before="40"/>
               <w:jc w:val="left"/>
             </w:pPr>
             <w:r>
@@ -159,8 +210,18 @@
           </w:p>
         </w:tc>
         <w:tc>
-          <w:p>
-            <w:pPr>
+          <w:tcPr>
+            <w:tcMar>
+              <w:top w:type="dxa" w:w="120"/>
+              <w:left w:type="dxa" w:w="140"/>
+              <w:bottom w:type="dxa" w:w="120"/>
+              <w:right w:type="dxa" w:w="140"/>
+            </w:tcMar>
+            <w:vAlign w:val="center"/>
+          </w:tcPr>
+          <w:p>
+            <w:pPr>
+              <w:spacing w:after="40" w:before="40"/>
               <w:jc w:val="left"/>
             </w:pPr>
             <w:r>
@@ -174,12 +235,23 @@
         </w:tc>
       </w:tr>
       <w:tr>
-        <w:tc>
-          <w:tcPr>
-            <w:shd w:fill="F0F0F0" w:val="clear"/>
-          </w:tcPr>
-          <w:p>
-            <w:pPr>
+        <w:trPr>
+          <w:cantSplit/>
+        </w:trPr>
+        <w:tc>
+          <w:tcPr>
+            <w:shd w:fill="F0F0F0" w:color="auto" w:val="clear"/>
+            <w:tcMar>
+              <w:top w:type="dxa" w:w="120"/>
+              <w:left w:type="dxa" w:w="140"/>
+              <w:bottom w:type="dxa" w:w="120"/>
+              <w:right w:type="dxa" w:w="140"/>
+            </w:tcMar>
+            <w:vAlign w:val="center"/>
+          </w:tcPr>
+          <w:p>
+            <w:pPr>
+              <w:spacing w:after="40" w:before="40"/>
               <w:jc w:val="left"/>
             </w:pPr>
             <w:r>
@@ -194,8 +266,18 @@
           </w:p>
         </w:tc>
         <w:tc>
-          <w:p>
-            <w:pPr>
+          <w:tcPr>
+            <w:tcMar>
+              <w:top w:type="dxa" w:w="120"/>
+              <w:left w:type="dxa" w:w="140"/>
+              <w:bottom w:type="dxa" w:w="120"/>
+              <w:right w:type="dxa" w:w="140"/>
+            </w:tcMar>
+            <w:vAlign w:val="center"/>
+          </w:tcPr>
+          <w:p>
+            <w:pPr>
+              <w:spacing w:after="40" w:before="40"/>
               <w:jc w:val="left"/>
             </w:pPr>
             <w:r>
@@ -245,12 +327,12 @@
       <w:tblPr>
         <w:tblW w:type="pct" w:w="100%"/>
         <w:tblBorders>
-          <w:top w:val="single" w:color="auto" w:sz="4"/>
-          <w:left w:val="single" w:color="auto" w:sz="4"/>
-          <w:bottom w:val="single" w:color="auto" w:sz="4"/>
-          <w:right w:val="single" w:color="auto" w:sz="4"/>
-          <w:insideH w:val="single" w:color="auto" w:sz="4"/>
-          <w:insideV w:val="single" w:color="auto" w:sz="4"/>
+          <w:top w:val="single" w:color="BFBFBF" w:sz="4"/>
+          <w:left w:val="single" w:color="BFBFBF" w:sz="4"/>
+          <w:bottom w:val="single" w:color="BFBFBF" w:sz="4"/>
+          <w:right w:val="single" w:color="BFBFBF" w:sz="4"/>
+          <w:insideH w:val="single" w:color="BFBFBF" w:sz="4"/>
+          <w:insideV w:val="single" w:color="BFBFBF" w:sz="4"/>
         </w:tblBorders>
       </w:tblPr>
       <w:tblGrid>
@@ -258,12 +340,23 @@
         <w:gridCol w:w="100"/>
       </w:tblGrid>
       <w:tr>
-        <w:tc>
-          <w:tcPr>
-            <w:shd w:fill="00A050" w:val="clear"/>
-          </w:tcPr>
-          <w:p>
-            <w:pPr>
+        <w:trPr>
+          <w:cantSplit/>
+        </w:trPr>
+        <w:tc>
+          <w:tcPr>
+            <w:shd w:fill="00A050" w:color="auto" w:val="clear"/>
+            <w:tcMar>
+              <w:top w:type="dxa" w:w="120"/>
+              <w:left w:type="dxa" w:w="140"/>
+              <w:bottom w:type="dxa" w:w="120"/>
+              <w:right w:type="dxa" w:w="140"/>
+            </w:tcMar>
+            <w:vAlign w:val="center"/>
+          </w:tcPr>
+          <w:p>
+            <w:pPr>
+              <w:spacing w:after="40" w:before="40"/>
               <w:jc w:val="left"/>
             </w:pPr>
             <w:r>
@@ -280,10 +373,18 @@
         </w:tc>
         <w:tc>
           <w:tcPr>
-            <w:shd w:fill="00A050" w:val="clear"/>
-          </w:tcPr>
-          <w:p>
-            <w:pPr>
+            <w:shd w:fill="00A050" w:color="auto" w:val="clear"/>
+            <w:tcMar>
+              <w:top w:type="dxa" w:w="120"/>
+              <w:left w:type="dxa" w:w="140"/>
+              <w:bottom w:type="dxa" w:w="120"/>
+              <w:right w:type="dxa" w:w="140"/>
+            </w:tcMar>
+            <w:vAlign w:val="center"/>
+          </w:tcPr>
+          <w:p>
+            <w:pPr>
+              <w:spacing w:after="40" w:before="40"/>
               <w:jc w:val="left"/>
             </w:pPr>
             <w:r>
@@ -300,9 +401,22 @@
         </w:tc>
       </w:tr>
       <w:tr>
-        <w:tc>
-          <w:p>
-            <w:pPr>
+        <w:trPr>
+          <w:cantSplit/>
+        </w:trPr>
+        <w:tc>
+          <w:tcPr>
+            <w:tcMar>
+              <w:top w:type="dxa" w:w="120"/>
+              <w:left w:type="dxa" w:w="140"/>
+              <w:bottom w:type="dxa" w:w="120"/>
+              <w:right w:type="dxa" w:w="140"/>
+            </w:tcMar>
+            <w:vAlign w:val="center"/>
+          </w:tcPr>
+          <w:p>
+            <w:pPr>
+              <w:spacing w:after="40" w:before="40"/>
               <w:jc w:val="left"/>
             </w:pPr>
             <w:r>
@@ -315,8 +429,18 @@
           </w:p>
         </w:tc>
         <w:tc>
-          <w:p>
-            <w:pPr>
+          <w:tcPr>
+            <w:tcMar>
+              <w:top w:type="dxa" w:w="120"/>
+              <w:left w:type="dxa" w:w="140"/>
+              <w:bottom w:type="dxa" w:w="120"/>
+              <w:right w:type="dxa" w:w="140"/>
+            </w:tcMar>
+            <w:vAlign w:val="center"/>
+          </w:tcPr>
+          <w:p>
+            <w:pPr>
+              <w:spacing w:after="40" w:before="40"/>
               <w:jc w:val="left"/>
             </w:pPr>
             <w:r>
@@ -330,9 +454,22 @@
         </w:tc>
       </w:tr>
       <w:tr>
-        <w:tc>
-          <w:p>
-            <w:pPr>
+        <w:trPr>
+          <w:cantSplit/>
+        </w:trPr>
+        <w:tc>
+          <w:tcPr>
+            <w:tcMar>
+              <w:top w:type="dxa" w:w="120"/>
+              <w:left w:type="dxa" w:w="140"/>
+              <w:bottom w:type="dxa" w:w="120"/>
+              <w:right w:type="dxa" w:w="140"/>
+            </w:tcMar>
+            <w:vAlign w:val="center"/>
+          </w:tcPr>
+          <w:p>
+            <w:pPr>
+              <w:spacing w:after="40" w:before="40"/>
               <w:jc w:val="left"/>
             </w:pPr>
             <w:r>
@@ -345,8 +482,18 @@
           </w:p>
         </w:tc>
         <w:tc>
-          <w:p>
-            <w:pPr>
+          <w:tcPr>
+            <w:tcMar>
+              <w:top w:type="dxa" w:w="120"/>
+              <w:left w:type="dxa" w:w="140"/>
+              <w:bottom w:type="dxa" w:w="120"/>
+              <w:right w:type="dxa" w:w="140"/>
+            </w:tcMar>
+            <w:vAlign w:val="center"/>
+          </w:tcPr>
+          <w:p>
+            <w:pPr>
+              <w:spacing w:after="40" w:before="40"/>
               <w:jc w:val="left"/>
             </w:pPr>
             <w:r>
@@ -360,9 +507,22 @@
         </w:tc>
       </w:tr>
       <w:tr>
-        <w:tc>
-          <w:p>
-            <w:pPr>
+        <w:trPr>
+          <w:cantSplit/>
+        </w:trPr>
+        <w:tc>
+          <w:tcPr>
+            <w:tcMar>
+              <w:top w:type="dxa" w:w="120"/>
+              <w:left w:type="dxa" w:w="140"/>
+              <w:bottom w:type="dxa" w:w="120"/>
+              <w:right w:type="dxa" w:w="140"/>
+            </w:tcMar>
+            <w:vAlign w:val="center"/>
+          </w:tcPr>
+          <w:p>
+            <w:pPr>
+              <w:spacing w:after="40" w:before="40"/>
               <w:jc w:val="left"/>
             </w:pPr>
             <w:r>
@@ -375,8 +535,18 @@
           </w:p>
         </w:tc>
         <w:tc>
-          <w:p>
-            <w:pPr>
+          <w:tcPr>
+            <w:tcMar>
+              <w:top w:type="dxa" w:w="120"/>
+              <w:left w:type="dxa" w:w="140"/>
+              <w:bottom w:type="dxa" w:w="120"/>
+              <w:right w:type="dxa" w:w="140"/>
+            </w:tcMar>
+            <w:vAlign w:val="center"/>
+          </w:tcPr>
+          <w:p>
+            <w:pPr>
+              <w:spacing w:after="40" w:before="40"/>
               <w:jc w:val="left"/>
             </w:pPr>
             <w:r>
@@ -390,9 +560,22 @@
         </w:tc>
       </w:tr>
       <w:tr>
-        <w:tc>
-          <w:p>
-            <w:pPr>
+        <w:trPr>
+          <w:cantSplit/>
+        </w:trPr>
+        <w:tc>
+          <w:tcPr>
+            <w:tcMar>
+              <w:top w:type="dxa" w:w="120"/>
+              <w:left w:type="dxa" w:w="140"/>
+              <w:bottom w:type="dxa" w:w="120"/>
+              <w:right w:type="dxa" w:w="140"/>
+            </w:tcMar>
+            <w:vAlign w:val="center"/>
+          </w:tcPr>
+          <w:p>
+            <w:pPr>
+              <w:spacing w:after="40" w:before="40"/>
               <w:jc w:val="left"/>
             </w:pPr>
             <w:r>
@@ -405,8 +588,18 @@
           </w:p>
         </w:tc>
         <w:tc>
-          <w:p>
-            <w:pPr>
+          <w:tcPr>
+            <w:tcMar>
+              <w:top w:type="dxa" w:w="120"/>
+              <w:left w:type="dxa" w:w="140"/>
+              <w:bottom w:type="dxa" w:w="120"/>
+              <w:right w:type="dxa" w:w="140"/>
+            </w:tcMar>
+            <w:vAlign w:val="center"/>
+          </w:tcPr>
+          <w:p>
+            <w:pPr>
+              <w:spacing w:after="40" w:before="40"/>
               <w:jc w:val="left"/>
             </w:pPr>
             <w:r>
@@ -420,9 +613,22 @@
         </w:tc>
       </w:tr>
       <w:tr>
-        <w:tc>
-          <w:p>
-            <w:pPr>
+        <w:trPr>
+          <w:cantSplit/>
+        </w:trPr>
+        <w:tc>
+          <w:tcPr>
+            <w:tcMar>
+              <w:top w:type="dxa" w:w="120"/>
+              <w:left w:type="dxa" w:w="140"/>
+              <w:bottom w:type="dxa" w:w="120"/>
+              <w:right w:type="dxa" w:w="140"/>
+            </w:tcMar>
+            <w:vAlign w:val="center"/>
+          </w:tcPr>
+          <w:p>
+            <w:pPr>
+              <w:spacing w:after="40" w:before="40"/>
               <w:jc w:val="left"/>
             </w:pPr>
             <w:r>
@@ -435,8 +641,18 @@
           </w:p>
         </w:tc>
         <w:tc>
-          <w:p>
-            <w:pPr>
+          <w:tcPr>
+            <w:tcMar>
+              <w:top w:type="dxa" w:w="120"/>
+              <w:left w:type="dxa" w:w="140"/>
+              <w:bottom w:type="dxa" w:w="120"/>
+              <w:right w:type="dxa" w:w="140"/>
+            </w:tcMar>
+            <w:vAlign w:val="center"/>
+          </w:tcPr>
+          <w:p>
+            <w:pPr>
+              <w:spacing w:after="40" w:before="40"/>
               <w:jc w:val="left"/>
             </w:pPr>
             <w:r>
@@ -450,9 +666,22 @@
         </w:tc>
       </w:tr>
       <w:tr>
-        <w:tc>
-          <w:p>
-            <w:pPr>
+        <w:trPr>
+          <w:cantSplit/>
+        </w:trPr>
+        <w:tc>
+          <w:tcPr>
+            <w:tcMar>
+              <w:top w:type="dxa" w:w="120"/>
+              <w:left w:type="dxa" w:w="140"/>
+              <w:bottom w:type="dxa" w:w="120"/>
+              <w:right w:type="dxa" w:w="140"/>
+            </w:tcMar>
+            <w:vAlign w:val="center"/>
+          </w:tcPr>
+          <w:p>
+            <w:pPr>
+              <w:spacing w:after="40" w:before="40"/>
               <w:jc w:val="left"/>
             </w:pPr>
             <w:r>
@@ -465,8 +694,18 @@
           </w:p>
         </w:tc>
         <w:tc>
-          <w:p>
-            <w:pPr>
+          <w:tcPr>
+            <w:tcMar>
+              <w:top w:type="dxa" w:w="120"/>
+              <w:left w:type="dxa" w:w="140"/>
+              <w:bottom w:type="dxa" w:w="120"/>
+              <w:right w:type="dxa" w:w="140"/>
+            </w:tcMar>
+            <w:vAlign w:val="center"/>
+          </w:tcPr>
+          <w:p>
+            <w:pPr>
+              <w:spacing w:after="40" w:before="40"/>
               <w:jc w:val="left"/>
             </w:pPr>
             <w:r>
@@ -480,9 +719,22 @@
         </w:tc>
       </w:tr>
       <w:tr>
-        <w:tc>
-          <w:p>
-            <w:pPr>
+        <w:trPr>
+          <w:cantSplit/>
+        </w:trPr>
+        <w:tc>
+          <w:tcPr>
+            <w:tcMar>
+              <w:top w:type="dxa" w:w="120"/>
+              <w:left w:type="dxa" w:w="140"/>
+              <w:bottom w:type="dxa" w:w="120"/>
+              <w:right w:type="dxa" w:w="140"/>
+            </w:tcMar>
+            <w:vAlign w:val="center"/>
+          </w:tcPr>
+          <w:p>
+            <w:pPr>
+              <w:spacing w:after="40" w:before="40"/>
               <w:jc w:val="left"/>
             </w:pPr>
             <w:r>
@@ -495,8 +747,18 @@
           </w:p>
         </w:tc>
         <w:tc>
-          <w:p>
-            <w:pPr>
+          <w:tcPr>
+            <w:tcMar>
+              <w:top w:type="dxa" w:w="120"/>
+              <w:left w:type="dxa" w:w="140"/>
+              <w:bottom w:type="dxa" w:w="120"/>
+              <w:right w:type="dxa" w:w="140"/>
+            </w:tcMar>
+            <w:vAlign w:val="center"/>
+          </w:tcPr>
+          <w:p>
+            <w:pPr>
+              <w:spacing w:after="40" w:before="40"/>
               <w:jc w:val="left"/>
             </w:pPr>
             <w:r>
@@ -510,9 +772,22 @@
         </w:tc>
       </w:tr>
       <w:tr>
-        <w:tc>
-          <w:p>
-            <w:pPr>
+        <w:trPr>
+          <w:cantSplit/>
+        </w:trPr>
+        <w:tc>
+          <w:tcPr>
+            <w:tcMar>
+              <w:top w:type="dxa" w:w="120"/>
+              <w:left w:type="dxa" w:w="140"/>
+              <w:bottom w:type="dxa" w:w="120"/>
+              <w:right w:type="dxa" w:w="140"/>
+            </w:tcMar>
+            <w:vAlign w:val="center"/>
+          </w:tcPr>
+          <w:p>
+            <w:pPr>
+              <w:spacing w:after="40" w:before="40"/>
               <w:jc w:val="left"/>
             </w:pPr>
             <w:r>
@@ -525,8 +800,18 @@
           </w:p>
         </w:tc>
         <w:tc>
-          <w:p>
-            <w:pPr>
+          <w:tcPr>
+            <w:tcMar>
+              <w:top w:type="dxa" w:w="120"/>
+              <w:left w:type="dxa" w:w="140"/>
+              <w:bottom w:type="dxa" w:w="120"/>
+              <w:right w:type="dxa" w:w="140"/>
+            </w:tcMar>
+            <w:vAlign w:val="center"/>
+          </w:tcPr>
+          <w:p>
+            <w:pPr>
+              <w:spacing w:after="40" w:before="40"/>
               <w:jc w:val="left"/>
             </w:pPr>
             <w:r>
@@ -540,9 +825,22 @@
         </w:tc>
       </w:tr>
       <w:tr>
-        <w:tc>
-          <w:p>
-            <w:pPr>
+        <w:trPr>
+          <w:cantSplit/>
+        </w:trPr>
+        <w:tc>
+          <w:tcPr>
+            <w:tcMar>
+              <w:top w:type="dxa" w:w="120"/>
+              <w:left w:type="dxa" w:w="140"/>
+              <w:bottom w:type="dxa" w:w="120"/>
+              <w:right w:type="dxa" w:w="140"/>
+            </w:tcMar>
+            <w:vAlign w:val="center"/>
+          </w:tcPr>
+          <w:p>
+            <w:pPr>
+              <w:spacing w:after="40" w:before="40"/>
               <w:jc w:val="left"/>
             </w:pPr>
             <w:r>
@@ -555,8 +853,18 @@
           </w:p>
         </w:tc>
         <w:tc>
-          <w:p>
-            <w:pPr>
+          <w:tcPr>
+            <w:tcMar>
+              <w:top w:type="dxa" w:w="120"/>
+              <w:left w:type="dxa" w:w="140"/>
+              <w:bottom w:type="dxa" w:w="120"/>
+              <w:right w:type="dxa" w:w="140"/>
+            </w:tcMar>
+            <w:vAlign w:val="center"/>
+          </w:tcPr>
+          <w:p>
+            <w:pPr>
+              <w:spacing w:after="40" w:before="40"/>
               <w:jc w:val="left"/>
             </w:pPr>
             <w:r>
@@ -570,9 +878,22 @@
         </w:tc>
       </w:tr>
       <w:tr>
-        <w:tc>
-          <w:p>
-            <w:pPr>
+        <w:trPr>
+          <w:cantSplit/>
+        </w:trPr>
+        <w:tc>
+          <w:tcPr>
+            <w:tcMar>
+              <w:top w:type="dxa" w:w="120"/>
+              <w:left w:type="dxa" w:w="140"/>
+              <w:bottom w:type="dxa" w:w="120"/>
+              <w:right w:type="dxa" w:w="140"/>
+            </w:tcMar>
+            <w:vAlign w:val="center"/>
+          </w:tcPr>
+          <w:p>
+            <w:pPr>
+              <w:spacing w:after="40" w:before="40"/>
               <w:jc w:val="left"/>
             </w:pPr>
             <w:r>
@@ -585,8 +906,18 @@
           </w:p>
         </w:tc>
         <w:tc>
-          <w:p>
-            <w:pPr>
+          <w:tcPr>
+            <w:tcMar>
+              <w:top w:type="dxa" w:w="120"/>
+              <w:left w:type="dxa" w:w="140"/>
+              <w:bottom w:type="dxa" w:w="120"/>
+              <w:right w:type="dxa" w:w="140"/>
+            </w:tcMar>
+            <w:vAlign w:val="center"/>
+          </w:tcPr>
+          <w:p>
+            <w:pPr>
+              <w:spacing w:after="40" w:before="40"/>
               <w:jc w:val="left"/>
             </w:pPr>
             <w:r>
@@ -600,9 +931,22 @@
         </w:tc>
       </w:tr>
       <w:tr>
-        <w:tc>
-          <w:p>
-            <w:pPr>
+        <w:trPr>
+          <w:cantSplit/>
+        </w:trPr>
+        <w:tc>
+          <w:tcPr>
+            <w:tcMar>
+              <w:top w:type="dxa" w:w="120"/>
+              <w:left w:type="dxa" w:w="140"/>
+              <w:bottom w:type="dxa" w:w="120"/>
+              <w:right w:type="dxa" w:w="140"/>
+            </w:tcMar>
+            <w:vAlign w:val="center"/>
+          </w:tcPr>
+          <w:p>
+            <w:pPr>
+              <w:spacing w:after="40" w:before="40"/>
               <w:jc w:val="left"/>
             </w:pPr>
             <w:r>
@@ -615,8 +959,18 @@
           </w:p>
         </w:tc>
         <w:tc>
-          <w:p>
-            <w:pPr>
+          <w:tcPr>
+            <w:tcMar>
+              <w:top w:type="dxa" w:w="120"/>
+              <w:left w:type="dxa" w:w="140"/>
+              <w:bottom w:type="dxa" w:w="120"/>
+              <w:right w:type="dxa" w:w="140"/>
+            </w:tcMar>
+            <w:vAlign w:val="center"/>
+          </w:tcPr>
+          <w:p>
+            <w:pPr>
+              <w:spacing w:after="40" w:before="40"/>
               <w:jc w:val="left"/>
             </w:pPr>
             <w:r>
@@ -630,9 +984,22 @@
         </w:tc>
       </w:tr>
       <w:tr>
-        <w:tc>
-          <w:p>
-            <w:pPr>
+        <w:trPr>
+          <w:cantSplit/>
+        </w:trPr>
+        <w:tc>
+          <w:tcPr>
+            <w:tcMar>
+              <w:top w:type="dxa" w:w="120"/>
+              <w:left w:type="dxa" w:w="140"/>
+              <w:bottom w:type="dxa" w:w="120"/>
+              <w:right w:type="dxa" w:w="140"/>
+            </w:tcMar>
+            <w:vAlign w:val="center"/>
+          </w:tcPr>
+          <w:p>
+            <w:pPr>
+              <w:spacing w:after="40" w:before="40"/>
               <w:jc w:val="left"/>
             </w:pPr>
             <w:r>
@@ -645,8 +1012,18 @@
           </w:p>
         </w:tc>
         <w:tc>
-          <w:p>
-            <w:pPr>
+          <w:tcPr>
+            <w:tcMar>
+              <w:top w:type="dxa" w:w="120"/>
+              <w:left w:type="dxa" w:w="140"/>
+              <w:bottom w:type="dxa" w:w="120"/>
+              <w:right w:type="dxa" w:w="140"/>
+            </w:tcMar>
+            <w:vAlign w:val="center"/>
+          </w:tcPr>
+          <w:p>
+            <w:pPr>
+              <w:spacing w:after="40" w:before="40"/>
               <w:jc w:val="left"/>
             </w:pPr>
             <w:r>
@@ -660,9 +1037,22 @@
         </w:tc>
       </w:tr>
       <w:tr>
-        <w:tc>
-          <w:p>
-            <w:pPr>
+        <w:trPr>
+          <w:cantSplit/>
+        </w:trPr>
+        <w:tc>
+          <w:tcPr>
+            <w:tcMar>
+              <w:top w:type="dxa" w:w="120"/>
+              <w:left w:type="dxa" w:w="140"/>
+              <w:bottom w:type="dxa" w:w="120"/>
+              <w:right w:type="dxa" w:w="140"/>
+            </w:tcMar>
+            <w:vAlign w:val="center"/>
+          </w:tcPr>
+          <w:p>
+            <w:pPr>
+              <w:spacing w:after="40" w:before="40"/>
               <w:jc w:val="left"/>
             </w:pPr>
             <w:r>
@@ -675,8 +1065,18 @@
           </w:p>
         </w:tc>
         <w:tc>
-          <w:p>
-            <w:pPr>
+          <w:tcPr>
+            <w:tcMar>
+              <w:top w:type="dxa" w:w="120"/>
+              <w:left w:type="dxa" w:w="140"/>
+              <w:bottom w:type="dxa" w:w="120"/>
+              <w:right w:type="dxa" w:w="140"/>
+            </w:tcMar>
+            <w:vAlign w:val="center"/>
+          </w:tcPr>
+          <w:p>
+            <w:pPr>
+              <w:spacing w:after="40" w:before="40"/>
               <w:jc w:val="left"/>
             </w:pPr>
             <w:r>
@@ -690,9 +1090,22 @@
         </w:tc>
       </w:tr>
       <w:tr>
-        <w:tc>
-          <w:p>
-            <w:pPr>
+        <w:trPr>
+          <w:cantSplit/>
+        </w:trPr>
+        <w:tc>
+          <w:tcPr>
+            <w:tcMar>
+              <w:top w:type="dxa" w:w="120"/>
+              <w:left w:type="dxa" w:w="140"/>
+              <w:bottom w:type="dxa" w:w="120"/>
+              <w:right w:type="dxa" w:w="140"/>
+            </w:tcMar>
+            <w:vAlign w:val="center"/>
+          </w:tcPr>
+          <w:p>
+            <w:pPr>
+              <w:spacing w:after="40" w:before="40"/>
               <w:jc w:val="left"/>
             </w:pPr>
             <w:r>
@@ -705,8 +1118,18 @@
           </w:p>
         </w:tc>
         <w:tc>
-          <w:p>
-            <w:pPr>
+          <w:tcPr>
+            <w:tcMar>
+              <w:top w:type="dxa" w:w="120"/>
+              <w:left w:type="dxa" w:w="140"/>
+              <w:bottom w:type="dxa" w:w="120"/>
+              <w:right w:type="dxa" w:w="140"/>
+            </w:tcMar>
+            <w:vAlign w:val="center"/>
+          </w:tcPr>
+          <w:p>
+            <w:pPr>
+              <w:spacing w:after="40" w:before="40"/>
               <w:jc w:val="left"/>
             </w:pPr>
             <w:r>
@@ -740,12 +1163,12 @@
       <w:tblPr>
         <w:tblW w:type="pct" w:w="100%"/>
         <w:tblBorders>
-          <w:top w:val="single" w:color="auto" w:sz="4"/>
-          <w:left w:val="single" w:color="auto" w:sz="4"/>
-          <w:bottom w:val="single" w:color="auto" w:sz="4"/>
-          <w:right w:val="single" w:color="auto" w:sz="4"/>
-          <w:insideH w:val="single" w:color="auto" w:sz="4"/>
-          <w:insideV w:val="single" w:color="auto" w:sz="4"/>
+          <w:top w:val="single" w:color="BFBFBF" w:sz="4"/>
+          <w:left w:val="single" w:color="BFBFBF" w:sz="4"/>
+          <w:bottom w:val="single" w:color="BFBFBF" w:sz="4"/>
+          <w:right w:val="single" w:color="BFBFBF" w:sz="4"/>
+          <w:insideH w:val="single" w:color="BFBFBF" w:sz="4"/>
+          <w:insideV w:val="single" w:color="BFBFBF" w:sz="4"/>
         </w:tblBorders>
       </w:tblPr>
       <w:tblGrid>
@@ -753,13 +1176,24 @@
         <w:gridCol w:w="100"/>
       </w:tblGrid>
       <w:tr>
+        <w:trPr>
+          <w:cantSplit/>
+        </w:trPr>
         <w:tc>
           <w:tcPr>
             <w:tcW w:type="pct" w:w="35%"/>
-            <w:shd w:fill="00A050" w:val="clear"/>
-          </w:tcPr>
-          <w:p>
-            <w:pPr>
+            <w:shd w:fill="00A050" w:color="auto" w:val="clear"/>
+            <w:tcMar>
+              <w:top w:type="dxa" w:w="120"/>
+              <w:left w:type="dxa" w:w="140"/>
+              <w:bottom w:type="dxa" w:w="120"/>
+              <w:right w:type="dxa" w:w="140"/>
+            </w:tcMar>
+            <w:vAlign w:val="center"/>
+          </w:tcPr>
+          <w:p>
+            <w:pPr>
+              <w:spacing w:after="40" w:before="40"/>
               <w:jc w:val="left"/>
             </w:pPr>
             <w:r>
@@ -777,10 +1211,18 @@
         <w:tc>
           <w:tcPr>
             <w:tcW w:type="pct" w:w="65%"/>
-            <w:shd w:fill="00A050" w:val="clear"/>
-          </w:tcPr>
-          <w:p>
-            <w:pPr>
+            <w:shd w:fill="00A050" w:color="auto" w:val="clear"/>
+            <w:tcMar>
+              <w:top w:type="dxa" w:w="120"/>
+              <w:left w:type="dxa" w:w="140"/>
+              <w:bottom w:type="dxa" w:w="120"/>
+              <w:right w:type="dxa" w:w="140"/>
+            </w:tcMar>
+            <w:vAlign w:val="center"/>
+          </w:tcPr>
+          <w:p>
+            <w:pPr>
+              <w:spacing w:after="40" w:before="40"/>
               <w:jc w:val="left"/>
             </w:pPr>
             <w:r>
@@ -797,9 +1239,22 @@
         </w:tc>
       </w:tr>
       <w:tr>
-        <w:tc>
-          <w:p>
-            <w:pPr>
+        <w:trPr>
+          <w:cantSplit/>
+        </w:trPr>
+        <w:tc>
+          <w:tcPr>
+            <w:tcMar>
+              <w:top w:type="dxa" w:w="120"/>
+              <w:left w:type="dxa" w:w="140"/>
+              <w:bottom w:type="dxa" w:w="120"/>
+              <w:right w:type="dxa" w:w="140"/>
+            </w:tcMar>
+            <w:vAlign w:val="center"/>
+          </w:tcPr>
+          <w:p>
+            <w:pPr>
+              <w:spacing w:after="40" w:before="40"/>
               <w:jc w:val="left"/>
             </w:pPr>
             <w:r>
@@ -812,8 +1267,18 @@
           </w:p>
         </w:tc>
         <w:tc>
-          <w:p>
-            <w:pPr>
+          <w:tcPr>
+            <w:tcMar>
+              <w:top w:type="dxa" w:w="120"/>
+              <w:left w:type="dxa" w:w="140"/>
+              <w:bottom w:type="dxa" w:w="120"/>
+              <w:right w:type="dxa" w:w="140"/>
+            </w:tcMar>
+            <w:vAlign w:val="center"/>
+          </w:tcPr>
+          <w:p>
+            <w:pPr>
+              <w:spacing w:after="40" w:before="40"/>
               <w:jc w:val="left"/>
             </w:pPr>
             <w:r>
@@ -827,9 +1292,22 @@
         </w:tc>
       </w:tr>
       <w:tr>
-        <w:tc>
-          <w:p>
-            <w:pPr>
+        <w:trPr>
+          <w:cantSplit/>
+        </w:trPr>
+        <w:tc>
+          <w:tcPr>
+            <w:tcMar>
+              <w:top w:type="dxa" w:w="120"/>
+              <w:left w:type="dxa" w:w="140"/>
+              <w:bottom w:type="dxa" w:w="120"/>
+              <w:right w:type="dxa" w:w="140"/>
+            </w:tcMar>
+            <w:vAlign w:val="center"/>
+          </w:tcPr>
+          <w:p>
+            <w:pPr>
+              <w:spacing w:after="40" w:before="40"/>
               <w:jc w:val="left"/>
             </w:pPr>
             <w:r>
@@ -842,8 +1320,18 @@
           </w:p>
         </w:tc>
         <w:tc>
-          <w:p>
-            <w:pPr>
+          <w:tcPr>
+            <w:tcMar>
+              <w:top w:type="dxa" w:w="120"/>
+              <w:left w:type="dxa" w:w="140"/>
+              <w:bottom w:type="dxa" w:w="120"/>
+              <w:right w:type="dxa" w:w="140"/>
+            </w:tcMar>
+            <w:vAlign w:val="center"/>
+          </w:tcPr>
+          <w:p>
+            <w:pPr>
+              <w:spacing w:after="40" w:before="40"/>
               <w:jc w:val="left"/>
             </w:pPr>
             <w:r>
@@ -857,9 +1345,22 @@
         </w:tc>
       </w:tr>
       <w:tr>
-        <w:tc>
-          <w:p>
-            <w:pPr>
+        <w:trPr>
+          <w:cantSplit/>
+        </w:trPr>
+        <w:tc>
+          <w:tcPr>
+            <w:tcMar>
+              <w:top w:type="dxa" w:w="120"/>
+              <w:left w:type="dxa" w:w="140"/>
+              <w:bottom w:type="dxa" w:w="120"/>
+              <w:right w:type="dxa" w:w="140"/>
+            </w:tcMar>
+            <w:vAlign w:val="center"/>
+          </w:tcPr>
+          <w:p>
+            <w:pPr>
+              <w:spacing w:after="40" w:before="40"/>
               <w:jc w:val="left"/>
             </w:pPr>
             <w:r>
@@ -872,8 +1373,18 @@
           </w:p>
         </w:tc>
         <w:tc>
-          <w:p>
-            <w:pPr>
+          <w:tcPr>
+            <w:tcMar>
+              <w:top w:type="dxa" w:w="120"/>
+              <w:left w:type="dxa" w:w="140"/>
+              <w:bottom w:type="dxa" w:w="120"/>
+              <w:right w:type="dxa" w:w="140"/>
+            </w:tcMar>
+            <w:vAlign w:val="center"/>
+          </w:tcPr>
+          <w:p>
+            <w:pPr>
+              <w:spacing w:after="40" w:before="40"/>
               <w:jc w:val="left"/>
             </w:pPr>
             <w:r>
@@ -887,9 +1398,22 @@
         </w:tc>
       </w:tr>
       <w:tr>
-        <w:tc>
-          <w:p>
-            <w:pPr>
+        <w:trPr>
+          <w:cantSplit/>
+        </w:trPr>
+        <w:tc>
+          <w:tcPr>
+            <w:tcMar>
+              <w:top w:type="dxa" w:w="120"/>
+              <w:left w:type="dxa" w:w="140"/>
+              <w:bottom w:type="dxa" w:w="120"/>
+              <w:right w:type="dxa" w:w="140"/>
+            </w:tcMar>
+            <w:vAlign w:val="center"/>
+          </w:tcPr>
+          <w:p>
+            <w:pPr>
+              <w:spacing w:after="40" w:before="40"/>
               <w:jc w:val="left"/>
             </w:pPr>
             <w:r>
@@ -902,8 +1426,18 @@
           </w:p>
         </w:tc>
         <w:tc>
-          <w:p>
-            <w:pPr>
+          <w:tcPr>
+            <w:tcMar>
+              <w:top w:type="dxa" w:w="120"/>
+              <w:left w:type="dxa" w:w="140"/>
+              <w:bottom w:type="dxa" w:w="120"/>
+              <w:right w:type="dxa" w:w="140"/>
+            </w:tcMar>
+            <w:vAlign w:val="center"/>
+          </w:tcPr>
+          <w:p>
+            <w:pPr>
+              <w:spacing w:after="40" w:before="40"/>
               <w:jc w:val="left"/>
             </w:pPr>
             <w:r>
@@ -917,9 +1451,22 @@
         </w:tc>
       </w:tr>
       <w:tr>
-        <w:tc>
-          <w:p>
-            <w:pPr>
+        <w:trPr>
+          <w:cantSplit/>
+        </w:trPr>
+        <w:tc>
+          <w:tcPr>
+            <w:tcMar>
+              <w:top w:type="dxa" w:w="120"/>
+              <w:left w:type="dxa" w:w="140"/>
+              <w:bottom w:type="dxa" w:w="120"/>
+              <w:right w:type="dxa" w:w="140"/>
+            </w:tcMar>
+            <w:vAlign w:val="center"/>
+          </w:tcPr>
+          <w:p>
+            <w:pPr>
+              <w:spacing w:after="40" w:before="40"/>
               <w:jc w:val="left"/>
             </w:pPr>
             <w:r>
@@ -932,8 +1479,18 @@
           </w:p>
         </w:tc>
         <w:tc>
-          <w:p>
-            <w:pPr>
+          <w:tcPr>
+            <w:tcMar>
+              <w:top w:type="dxa" w:w="120"/>
+              <w:left w:type="dxa" w:w="140"/>
+              <w:bottom w:type="dxa" w:w="120"/>
+              <w:right w:type="dxa" w:w="140"/>
+            </w:tcMar>
+            <w:vAlign w:val="center"/>
+          </w:tcPr>
+          <w:p>
+            <w:pPr>
+              <w:spacing w:after="40" w:before="40"/>
               <w:jc w:val="left"/>
             </w:pPr>
             <w:r>
@@ -947,9 +1504,22 @@
         </w:tc>
       </w:tr>
       <w:tr>
-        <w:tc>
-          <w:p>
-            <w:pPr>
+        <w:trPr>
+          <w:cantSplit/>
+        </w:trPr>
+        <w:tc>
+          <w:tcPr>
+            <w:tcMar>
+              <w:top w:type="dxa" w:w="120"/>
+              <w:left w:type="dxa" w:w="140"/>
+              <w:bottom w:type="dxa" w:w="120"/>
+              <w:right w:type="dxa" w:w="140"/>
+            </w:tcMar>
+            <w:vAlign w:val="center"/>
+          </w:tcPr>
+          <w:p>
+            <w:pPr>
+              <w:spacing w:after="40" w:before="40"/>
               <w:jc w:val="left"/>
             </w:pPr>
             <w:r>
@@ -962,8 +1532,18 @@
           </w:p>
         </w:tc>
         <w:tc>
-          <w:p>
-            <w:pPr>
+          <w:tcPr>
+            <w:tcMar>
+              <w:top w:type="dxa" w:w="120"/>
+              <w:left w:type="dxa" w:w="140"/>
+              <w:bottom w:type="dxa" w:w="120"/>
+              <w:right w:type="dxa" w:w="140"/>
+            </w:tcMar>
+            <w:vAlign w:val="center"/>
+          </w:tcPr>
+          <w:p>
+            <w:pPr>
+              <w:spacing w:after="40" w:before="40"/>
               <w:jc w:val="left"/>
             </w:pPr>
             <w:r>
@@ -997,12 +1577,12 @@
       <w:tblPr>
         <w:tblW w:type="pct" w:w="100%"/>
         <w:tblBorders>
-          <w:top w:val="single" w:color="auto" w:sz="4"/>
-          <w:left w:val="single" w:color="auto" w:sz="4"/>
-          <w:bottom w:val="single" w:color="auto" w:sz="4"/>
-          <w:right w:val="single" w:color="auto" w:sz="4"/>
-          <w:insideH w:val="single" w:color="auto" w:sz="4"/>
-          <w:insideV w:val="single" w:color="auto" w:sz="4"/>
+          <w:top w:val="single" w:color="BFBFBF" w:sz="4"/>
+          <w:left w:val="single" w:color="BFBFBF" w:sz="4"/>
+          <w:bottom w:val="single" w:color="BFBFBF" w:sz="4"/>
+          <w:right w:val="single" w:color="BFBFBF" w:sz="4"/>
+          <w:insideH w:val="single" w:color="BFBFBF" w:sz="4"/>
+          <w:insideV w:val="single" w:color="BFBFBF" w:sz="4"/>
         </w:tblBorders>
       </w:tblPr>
       <w:tblGrid>
@@ -1012,12 +1592,23 @@
         <w:gridCol w:w="100"/>
       </w:tblGrid>
       <w:tr>
-        <w:tc>
-          <w:tcPr>
-            <w:shd w:fill="00A050" w:val="clear"/>
-          </w:tcPr>
-          <w:p>
-            <w:pPr>
+        <w:trPr>
+          <w:cantSplit/>
+        </w:trPr>
+        <w:tc>
+          <w:tcPr>
+            <w:shd w:fill="00A050" w:color="auto" w:val="clear"/>
+            <w:tcMar>
+              <w:top w:type="dxa" w:w="120"/>
+              <w:left w:type="dxa" w:w="140"/>
+              <w:bottom w:type="dxa" w:w="120"/>
+              <w:right w:type="dxa" w:w="140"/>
+            </w:tcMar>
+            <w:vAlign w:val="center"/>
+          </w:tcPr>
+          <w:p>
+            <w:pPr>
+              <w:spacing w:after="40" w:before="40"/>
               <w:jc w:val="left"/>
             </w:pPr>
             <w:r>
@@ -1034,10 +1625,18 @@
         </w:tc>
         <w:tc>
           <w:tcPr>
-            <w:shd w:fill="00A050" w:val="clear"/>
-          </w:tcPr>
-          <w:p>
-            <w:pPr>
+            <w:shd w:fill="00A050" w:color="auto" w:val="clear"/>
+            <w:tcMar>
+              <w:top w:type="dxa" w:w="120"/>
+              <w:left w:type="dxa" w:w="140"/>
+              <w:bottom w:type="dxa" w:w="120"/>
+              <w:right w:type="dxa" w:w="140"/>
+            </w:tcMar>
+            <w:vAlign w:val="center"/>
+          </w:tcPr>
+          <w:p>
+            <w:pPr>
+              <w:spacing w:after="40" w:before="40"/>
               <w:jc w:val="left"/>
             </w:pPr>
             <w:r>
@@ -1054,10 +1653,18 @@
         </w:tc>
         <w:tc>
           <w:tcPr>
-            <w:shd w:fill="00A050" w:val="clear"/>
-          </w:tcPr>
-          <w:p>
-            <w:pPr>
+            <w:shd w:fill="00A050" w:color="auto" w:val="clear"/>
+            <w:tcMar>
+              <w:top w:type="dxa" w:w="120"/>
+              <w:left w:type="dxa" w:w="140"/>
+              <w:bottom w:type="dxa" w:w="120"/>
+              <w:right w:type="dxa" w:w="140"/>
+            </w:tcMar>
+            <w:vAlign w:val="center"/>
+          </w:tcPr>
+          <w:p>
+            <w:pPr>
+              <w:spacing w:after="40" w:before="40"/>
               <w:jc w:val="left"/>
             </w:pPr>
             <w:r>
@@ -1074,10 +1681,18 @@
         </w:tc>
         <w:tc>
           <w:tcPr>
-            <w:shd w:fill="00A050" w:val="clear"/>
-          </w:tcPr>
-          <w:p>
-            <w:pPr>
+            <w:shd w:fill="00A050" w:color="auto" w:val="clear"/>
+            <w:tcMar>
+              <w:top w:type="dxa" w:w="120"/>
+              <w:left w:type="dxa" w:w="140"/>
+              <w:bottom w:type="dxa" w:w="120"/>
+              <w:right w:type="dxa" w:w="140"/>
+            </w:tcMar>
+            <w:vAlign w:val="center"/>
+          </w:tcPr>
+          <w:p>
+            <w:pPr>
+              <w:spacing w:after="40" w:before="40"/>
               <w:jc w:val="left"/>
             </w:pPr>
             <w:r>
@@ -1094,9 +1709,22 @@
         </w:tc>
       </w:tr>
       <w:tr>
-        <w:tc>
-          <w:p>
-            <w:pPr>
+        <w:trPr>
+          <w:cantSplit/>
+        </w:trPr>
+        <w:tc>
+          <w:tcPr>
+            <w:tcMar>
+              <w:top w:type="dxa" w:w="120"/>
+              <w:left w:type="dxa" w:w="140"/>
+              <w:bottom w:type="dxa" w:w="120"/>
+              <w:right w:type="dxa" w:w="140"/>
+            </w:tcMar>
+            <w:vAlign w:val="center"/>
+          </w:tcPr>
+          <w:p>
+            <w:pPr>
+              <w:spacing w:after="40" w:before="40"/>
               <w:jc w:val="left"/>
             </w:pPr>
             <w:r>
@@ -1109,8 +1737,18 @@
           </w:p>
         </w:tc>
         <w:tc>
-          <w:p>
-            <w:pPr>
+          <w:tcPr>
+            <w:tcMar>
+              <w:top w:type="dxa" w:w="120"/>
+              <w:left w:type="dxa" w:w="140"/>
+              <w:bottom w:type="dxa" w:w="120"/>
+              <w:right w:type="dxa" w:w="140"/>
+            </w:tcMar>
+            <w:vAlign w:val="center"/>
+          </w:tcPr>
+          <w:p>
+            <w:pPr>
+              <w:spacing w:after="40" w:before="40"/>
               <w:jc w:val="left"/>
             </w:pPr>
             <w:r>
@@ -1123,8 +1761,18 @@
           </w:p>
         </w:tc>
         <w:tc>
-          <w:p>
-            <w:pPr>
+          <w:tcPr>
+            <w:tcMar>
+              <w:top w:type="dxa" w:w="120"/>
+              <w:left w:type="dxa" w:w="140"/>
+              <w:bottom w:type="dxa" w:w="120"/>
+              <w:right w:type="dxa" w:w="140"/>
+            </w:tcMar>
+            <w:vAlign w:val="center"/>
+          </w:tcPr>
+          <w:p>
+            <w:pPr>
+              <w:spacing w:after="40" w:before="40"/>
               <w:jc w:val="left"/>
             </w:pPr>
             <w:r>
@@ -1137,8 +1785,18 @@
           </w:p>
         </w:tc>
         <w:tc>
-          <w:p>
-            <w:pPr>
+          <w:tcPr>
+            <w:tcMar>
+              <w:top w:type="dxa" w:w="120"/>
+              <w:left w:type="dxa" w:w="140"/>
+              <w:bottom w:type="dxa" w:w="120"/>
+              <w:right w:type="dxa" w:w="140"/>
+            </w:tcMar>
+            <w:vAlign w:val="center"/>
+          </w:tcPr>
+          <w:p>
+            <w:pPr>
+              <w:spacing w:after="40" w:before="40"/>
               <w:jc w:val="left"/>
             </w:pPr>
             <w:r>
@@ -1152,9 +1810,22 @@
         </w:tc>
       </w:tr>
       <w:tr>
-        <w:tc>
-          <w:p>
-            <w:pPr>
+        <w:trPr>
+          <w:cantSplit/>
+        </w:trPr>
+        <w:tc>
+          <w:tcPr>
+            <w:tcMar>
+              <w:top w:type="dxa" w:w="120"/>
+              <w:left w:type="dxa" w:w="140"/>
+              <w:bottom w:type="dxa" w:w="120"/>
+              <w:right w:type="dxa" w:w="140"/>
+            </w:tcMar>
+            <w:vAlign w:val="center"/>
+          </w:tcPr>
+          <w:p>
+            <w:pPr>
+              <w:spacing w:after="40" w:before="40"/>
               <w:jc w:val="left"/>
             </w:pPr>
             <w:r>
@@ -1167,8 +1838,18 @@
           </w:p>
         </w:tc>
         <w:tc>
-          <w:p>
-            <w:pPr>
+          <w:tcPr>
+            <w:tcMar>
+              <w:top w:type="dxa" w:w="120"/>
+              <w:left w:type="dxa" w:w="140"/>
+              <w:bottom w:type="dxa" w:w="120"/>
+              <w:right w:type="dxa" w:w="140"/>
+            </w:tcMar>
+            <w:vAlign w:val="center"/>
+          </w:tcPr>
+          <w:p>
+            <w:pPr>
+              <w:spacing w:after="40" w:before="40"/>
               <w:jc w:val="left"/>
             </w:pPr>
             <w:r>
@@ -1181,8 +1862,18 @@
           </w:p>
         </w:tc>
         <w:tc>
-          <w:p>
-            <w:pPr>
+          <w:tcPr>
+            <w:tcMar>
+              <w:top w:type="dxa" w:w="120"/>
+              <w:left w:type="dxa" w:w="140"/>
+              <w:bottom w:type="dxa" w:w="120"/>
+              <w:right w:type="dxa" w:w="140"/>
+            </w:tcMar>
+            <w:vAlign w:val="center"/>
+          </w:tcPr>
+          <w:p>
+            <w:pPr>
+              <w:spacing w:after="40" w:before="40"/>
               <w:jc w:val="left"/>
             </w:pPr>
             <w:r>
@@ -1195,8 +1886,18 @@
           </w:p>
         </w:tc>
         <w:tc>
-          <w:p>
-            <w:pPr>
+          <w:tcPr>
+            <w:tcMar>
+              <w:top w:type="dxa" w:w="120"/>
+              <w:left w:type="dxa" w:w="140"/>
+              <w:bottom w:type="dxa" w:w="120"/>
+              <w:right w:type="dxa" w:w="140"/>
+            </w:tcMar>
+            <w:vAlign w:val="center"/>
+          </w:tcPr>
+          <w:p>
+            <w:pPr>
+              <w:spacing w:after="40" w:before="40"/>
               <w:jc w:val="left"/>
             </w:pPr>
             <w:r>
@@ -1210,9 +1911,22 @@
         </w:tc>
       </w:tr>
       <w:tr>
-        <w:tc>
-          <w:p>
-            <w:pPr>
+        <w:trPr>
+          <w:cantSplit/>
+        </w:trPr>
+        <w:tc>
+          <w:tcPr>
+            <w:tcMar>
+              <w:top w:type="dxa" w:w="120"/>
+              <w:left w:type="dxa" w:w="140"/>
+              <w:bottom w:type="dxa" w:w="120"/>
+              <w:right w:type="dxa" w:w="140"/>
+            </w:tcMar>
+            <w:vAlign w:val="center"/>
+          </w:tcPr>
+          <w:p>
+            <w:pPr>
+              <w:spacing w:after="40" w:before="40"/>
               <w:jc w:val="left"/>
             </w:pPr>
             <w:r>
@@ -1225,8 +1939,18 @@
           </w:p>
         </w:tc>
         <w:tc>
-          <w:p>
-            <w:pPr>
+          <w:tcPr>
+            <w:tcMar>
+              <w:top w:type="dxa" w:w="120"/>
+              <w:left w:type="dxa" w:w="140"/>
+              <w:bottom w:type="dxa" w:w="120"/>
+              <w:right w:type="dxa" w:w="140"/>
+            </w:tcMar>
+            <w:vAlign w:val="center"/>
+          </w:tcPr>
+          <w:p>
+            <w:pPr>
+              <w:spacing w:after="40" w:before="40"/>
               <w:jc w:val="left"/>
             </w:pPr>
             <w:r>
@@ -1239,8 +1963,18 @@
           </w:p>
         </w:tc>
         <w:tc>
-          <w:p>
-            <w:pPr>
+          <w:tcPr>
+            <w:tcMar>
+              <w:top w:type="dxa" w:w="120"/>
+              <w:left w:type="dxa" w:w="140"/>
+              <w:bottom w:type="dxa" w:w="120"/>
+              <w:right w:type="dxa" w:w="140"/>
+            </w:tcMar>
+            <w:vAlign w:val="center"/>
+          </w:tcPr>
+          <w:p>
+            <w:pPr>
+              <w:spacing w:after="40" w:before="40"/>
               <w:jc w:val="left"/>
             </w:pPr>
             <w:r>
@@ -1253,8 +1987,18 @@
           </w:p>
         </w:tc>
         <w:tc>
-          <w:p>
-            <w:pPr>
+          <w:tcPr>
+            <w:tcMar>
+              <w:top w:type="dxa" w:w="120"/>
+              <w:left w:type="dxa" w:w="140"/>
+              <w:bottom w:type="dxa" w:w="120"/>
+              <w:right w:type="dxa" w:w="140"/>
+            </w:tcMar>
+            <w:vAlign w:val="center"/>
+          </w:tcPr>
+          <w:p>
+            <w:pPr>
+              <w:spacing w:after="40" w:before="40"/>
               <w:jc w:val="left"/>
             </w:pPr>
             <w:r>
@@ -1268,9 +2012,22 @@
         </w:tc>
       </w:tr>
       <w:tr>
-        <w:tc>
-          <w:p>
-            <w:pPr>
+        <w:trPr>
+          <w:cantSplit/>
+        </w:trPr>
+        <w:tc>
+          <w:tcPr>
+            <w:tcMar>
+              <w:top w:type="dxa" w:w="120"/>
+              <w:left w:type="dxa" w:w="140"/>
+              <w:bottom w:type="dxa" w:w="120"/>
+              <w:right w:type="dxa" w:w="140"/>
+            </w:tcMar>
+            <w:vAlign w:val="center"/>
+          </w:tcPr>
+          <w:p>
+            <w:pPr>
+              <w:spacing w:after="40" w:before="40"/>
               <w:jc w:val="left"/>
             </w:pPr>
             <w:r>
@@ -1283,8 +2040,18 @@
           </w:p>
         </w:tc>
         <w:tc>
-          <w:p>
-            <w:pPr>
+          <w:tcPr>
+            <w:tcMar>
+              <w:top w:type="dxa" w:w="120"/>
+              <w:left w:type="dxa" w:w="140"/>
+              <w:bottom w:type="dxa" w:w="120"/>
+              <w:right w:type="dxa" w:w="140"/>
+            </w:tcMar>
+            <w:vAlign w:val="center"/>
+          </w:tcPr>
+          <w:p>
+            <w:pPr>
+              <w:spacing w:after="40" w:before="40"/>
               <w:jc w:val="left"/>
             </w:pPr>
             <w:r>
@@ -1297,8 +2064,18 @@
           </w:p>
         </w:tc>
         <w:tc>
-          <w:p>
-            <w:pPr>
+          <w:tcPr>
+            <w:tcMar>
+              <w:top w:type="dxa" w:w="120"/>
+              <w:left w:type="dxa" w:w="140"/>
+              <w:bottom w:type="dxa" w:w="120"/>
+              <w:right w:type="dxa" w:w="140"/>
+            </w:tcMar>
+            <w:vAlign w:val="center"/>
+          </w:tcPr>
+          <w:p>
+            <w:pPr>
+              <w:spacing w:after="40" w:before="40"/>
               <w:jc w:val="left"/>
             </w:pPr>
             <w:r>
@@ -1311,8 +2088,18 @@
           </w:p>
         </w:tc>
         <w:tc>
-          <w:p>
-            <w:pPr>
+          <w:tcPr>
+            <w:tcMar>
+              <w:top w:type="dxa" w:w="120"/>
+              <w:left w:type="dxa" w:w="140"/>
+              <w:bottom w:type="dxa" w:w="120"/>
+              <w:right w:type="dxa" w:w="140"/>
+            </w:tcMar>
+            <w:vAlign w:val="center"/>
+          </w:tcPr>
+          <w:p>
+            <w:pPr>
+              <w:spacing w:after="40" w:before="40"/>
               <w:jc w:val="left"/>
             </w:pPr>
             <w:r>
@@ -1488,12 +2275,12 @@
       <w:tblPr>
         <w:tblW w:type="pct" w:w="100%"/>
         <w:tblBorders>
-          <w:top w:val="single" w:color="auto" w:sz="4"/>
-          <w:left w:val="single" w:color="auto" w:sz="4"/>
-          <w:bottom w:val="single" w:color="auto" w:sz="4"/>
-          <w:right w:val="single" w:color="auto" w:sz="4"/>
-          <w:insideH w:val="single" w:color="auto" w:sz="4"/>
-          <w:insideV w:val="single" w:color="auto" w:sz="4"/>
+          <w:top w:val="single" w:color="BFBFBF" w:sz="4"/>
+          <w:left w:val="single" w:color="BFBFBF" w:sz="4"/>
+          <w:bottom w:val="single" w:color="BFBFBF" w:sz="4"/>
+          <w:right w:val="single" w:color="BFBFBF" w:sz="4"/>
+          <w:insideH w:val="single" w:color="BFBFBF" w:sz="4"/>
+          <w:insideV w:val="single" w:color="BFBFBF" w:sz="4"/>
         </w:tblBorders>
       </w:tblPr>
       <w:tblGrid>
@@ -1503,12 +2290,23 @@
         <w:gridCol w:w="100"/>
       </w:tblGrid>
       <w:tr>
-        <w:tc>
-          <w:tcPr>
-            <w:shd w:fill="00A050" w:val="clear"/>
-          </w:tcPr>
-          <w:p>
-            <w:pPr>
+        <w:trPr>
+          <w:cantSplit/>
+        </w:trPr>
+        <w:tc>
+          <w:tcPr>
+            <w:shd w:fill="00A050" w:color="auto" w:val="clear"/>
+            <w:tcMar>
+              <w:top w:type="dxa" w:w="120"/>
+              <w:left w:type="dxa" w:w="140"/>
+              <w:bottom w:type="dxa" w:w="120"/>
+              <w:right w:type="dxa" w:w="140"/>
+            </w:tcMar>
+            <w:vAlign w:val="center"/>
+          </w:tcPr>
+          <w:p>
+            <w:pPr>
+              <w:spacing w:after="40" w:before="40"/>
               <w:jc w:val="left"/>
             </w:pPr>
             <w:r>
@@ -1525,10 +2323,18 @@
         </w:tc>
         <w:tc>
           <w:tcPr>
-            <w:shd w:fill="00A050" w:val="clear"/>
-          </w:tcPr>
-          <w:p>
-            <w:pPr>
+            <w:shd w:fill="00A050" w:color="auto" w:val="clear"/>
+            <w:tcMar>
+              <w:top w:type="dxa" w:w="120"/>
+              <w:left w:type="dxa" w:w="140"/>
+              <w:bottom w:type="dxa" w:w="120"/>
+              <w:right w:type="dxa" w:w="140"/>
+            </w:tcMar>
+            <w:vAlign w:val="center"/>
+          </w:tcPr>
+          <w:p>
+            <w:pPr>
+              <w:spacing w:after="40" w:before="40"/>
               <w:jc w:val="left"/>
             </w:pPr>
             <w:r>
@@ -1545,10 +2351,18 @@
         </w:tc>
         <w:tc>
           <w:tcPr>
-            <w:shd w:fill="00A050" w:val="clear"/>
-          </w:tcPr>
-          <w:p>
-            <w:pPr>
+            <w:shd w:fill="00A050" w:color="auto" w:val="clear"/>
+            <w:tcMar>
+              <w:top w:type="dxa" w:w="120"/>
+              <w:left w:type="dxa" w:w="140"/>
+              <w:bottom w:type="dxa" w:w="120"/>
+              <w:right w:type="dxa" w:w="140"/>
+            </w:tcMar>
+            <w:vAlign w:val="center"/>
+          </w:tcPr>
+          <w:p>
+            <w:pPr>
+              <w:spacing w:after="40" w:before="40"/>
               <w:jc w:val="left"/>
             </w:pPr>
             <w:r>
@@ -1565,10 +2379,18 @@
         </w:tc>
         <w:tc>
           <w:tcPr>
-            <w:shd w:fill="00A050" w:val="clear"/>
-          </w:tcPr>
-          <w:p>
-            <w:pPr>
+            <w:shd w:fill="00A050" w:color="auto" w:val="clear"/>
+            <w:tcMar>
+              <w:top w:type="dxa" w:w="120"/>
+              <w:left w:type="dxa" w:w="140"/>
+              <w:bottom w:type="dxa" w:w="120"/>
+              <w:right w:type="dxa" w:w="140"/>
+            </w:tcMar>
+            <w:vAlign w:val="center"/>
+          </w:tcPr>
+          <w:p>
+            <w:pPr>
+              <w:spacing w:after="40" w:before="40"/>
               <w:jc w:val="left"/>
             </w:pPr>
             <w:r>
@@ -1585,9 +2407,22 @@
         </w:tc>
       </w:tr>
       <w:tr>
-        <w:tc>
-          <w:p>
-            <w:pPr>
+        <w:trPr>
+          <w:cantSplit/>
+        </w:trPr>
+        <w:tc>
+          <w:tcPr>
+            <w:tcMar>
+              <w:top w:type="dxa" w:w="120"/>
+              <w:left w:type="dxa" w:w="140"/>
+              <w:bottom w:type="dxa" w:w="120"/>
+              <w:right w:type="dxa" w:w="140"/>
+            </w:tcMar>
+            <w:vAlign w:val="center"/>
+          </w:tcPr>
+          <w:p>
+            <w:pPr>
+              <w:spacing w:after="40" w:before="40"/>
               <w:jc w:val="left"/>
             </w:pPr>
             <w:r>
@@ -1600,8 +2435,18 @@
           </w:p>
         </w:tc>
         <w:tc>
-          <w:p>
-            <w:pPr>
+          <w:tcPr>
+            <w:tcMar>
+              <w:top w:type="dxa" w:w="120"/>
+              <w:left w:type="dxa" w:w="140"/>
+              <w:bottom w:type="dxa" w:w="120"/>
+              <w:right w:type="dxa" w:w="140"/>
+            </w:tcMar>
+            <w:vAlign w:val="center"/>
+          </w:tcPr>
+          <w:p>
+            <w:pPr>
+              <w:spacing w:after="40" w:before="40"/>
               <w:jc w:val="left"/>
             </w:pPr>
             <w:r>
@@ -1614,8 +2459,18 @@
           </w:p>
         </w:tc>
         <w:tc>
-          <w:p>
-            <w:pPr>
+          <w:tcPr>
+            <w:tcMar>
+              <w:top w:type="dxa" w:w="120"/>
+              <w:left w:type="dxa" w:w="140"/>
+              <w:bottom w:type="dxa" w:w="120"/>
+              <w:right w:type="dxa" w:w="140"/>
+            </w:tcMar>
+            <w:vAlign w:val="center"/>
+          </w:tcPr>
+          <w:p>
+            <w:pPr>
+              <w:spacing w:after="40" w:before="40"/>
               <w:jc w:val="left"/>
             </w:pPr>
             <w:r>
@@ -1628,8 +2483,18 @@
           </w:p>
         </w:tc>
         <w:tc>
-          <w:p>
-            <w:pPr>
+          <w:tcPr>
+            <w:tcMar>
+              <w:top w:type="dxa" w:w="120"/>
+              <w:left w:type="dxa" w:w="140"/>
+              <w:bottom w:type="dxa" w:w="120"/>
+              <w:right w:type="dxa" w:w="140"/>
+            </w:tcMar>
+            <w:vAlign w:val="center"/>
+          </w:tcPr>
+          <w:p>
+            <w:pPr>
+              <w:spacing w:after="40" w:before="40"/>
               <w:jc w:val="left"/>
             </w:pPr>
             <w:r>
@@ -1643,9 +2508,22 @@
         </w:tc>
       </w:tr>
       <w:tr>
-        <w:tc>
-          <w:p>
-            <w:pPr>
+        <w:trPr>
+          <w:cantSplit/>
+        </w:trPr>
+        <w:tc>
+          <w:tcPr>
+            <w:tcMar>
+              <w:top w:type="dxa" w:w="120"/>
+              <w:left w:type="dxa" w:w="140"/>
+              <w:bottom w:type="dxa" w:w="120"/>
+              <w:right w:type="dxa" w:w="140"/>
+            </w:tcMar>
+            <w:vAlign w:val="center"/>
+          </w:tcPr>
+          <w:p>
+            <w:pPr>
+              <w:spacing w:after="40" w:before="40"/>
               <w:jc w:val="left"/>
             </w:pPr>
             <w:r>
@@ -1658,8 +2536,18 @@
           </w:p>
         </w:tc>
         <w:tc>
-          <w:p>
-            <w:pPr>
+          <w:tcPr>
+            <w:tcMar>
+              <w:top w:type="dxa" w:w="120"/>
+              <w:left w:type="dxa" w:w="140"/>
+              <w:bottom w:type="dxa" w:w="120"/>
+              <w:right w:type="dxa" w:w="140"/>
+            </w:tcMar>
+            <w:vAlign w:val="center"/>
+          </w:tcPr>
+          <w:p>
+            <w:pPr>
+              <w:spacing w:after="40" w:before="40"/>
               <w:jc w:val="left"/>
             </w:pPr>
             <w:r>
@@ -1672,8 +2560,18 @@
           </w:p>
         </w:tc>
         <w:tc>
-          <w:p>
-            <w:pPr>
+          <w:tcPr>
+            <w:tcMar>
+              <w:top w:type="dxa" w:w="120"/>
+              <w:left w:type="dxa" w:w="140"/>
+              <w:bottom w:type="dxa" w:w="120"/>
+              <w:right w:type="dxa" w:w="140"/>
+            </w:tcMar>
+            <w:vAlign w:val="center"/>
+          </w:tcPr>
+          <w:p>
+            <w:pPr>
+              <w:spacing w:after="40" w:before="40"/>
               <w:jc w:val="left"/>
             </w:pPr>
             <w:r>
@@ -1686,8 +2584,18 @@
           </w:p>
         </w:tc>
         <w:tc>
-          <w:p>
-            <w:pPr>
+          <w:tcPr>
+            <w:tcMar>
+              <w:top w:type="dxa" w:w="120"/>
+              <w:left w:type="dxa" w:w="140"/>
+              <w:bottom w:type="dxa" w:w="120"/>
+              <w:right w:type="dxa" w:w="140"/>
+            </w:tcMar>
+            <w:vAlign w:val="center"/>
+          </w:tcPr>
+          <w:p>
+            <w:pPr>
+              <w:spacing w:after="40" w:before="40"/>
               <w:jc w:val="left"/>
             </w:pPr>
             <w:r>
@@ -1701,9 +2609,22 @@
         </w:tc>
       </w:tr>
       <w:tr>
-        <w:tc>
-          <w:p>
-            <w:pPr>
+        <w:trPr>
+          <w:cantSplit/>
+        </w:trPr>
+        <w:tc>
+          <w:tcPr>
+            <w:tcMar>
+              <w:top w:type="dxa" w:w="120"/>
+              <w:left w:type="dxa" w:w="140"/>
+              <w:bottom w:type="dxa" w:w="120"/>
+              <w:right w:type="dxa" w:w="140"/>
+            </w:tcMar>
+            <w:vAlign w:val="center"/>
+          </w:tcPr>
+          <w:p>
+            <w:pPr>
+              <w:spacing w:after="40" w:before="40"/>
               <w:jc w:val="left"/>
             </w:pPr>
             <w:r>
@@ -1716,8 +2637,18 @@
           </w:p>
         </w:tc>
         <w:tc>
-          <w:p>
-            <w:pPr>
+          <w:tcPr>
+            <w:tcMar>
+              <w:top w:type="dxa" w:w="120"/>
+              <w:left w:type="dxa" w:w="140"/>
+              <w:bottom w:type="dxa" w:w="120"/>
+              <w:right w:type="dxa" w:w="140"/>
+            </w:tcMar>
+            <w:vAlign w:val="center"/>
+          </w:tcPr>
+          <w:p>
+            <w:pPr>
+              <w:spacing w:after="40" w:before="40"/>
               <w:jc w:val="left"/>
             </w:pPr>
             <w:r>
@@ -1730,8 +2661,18 @@
           </w:p>
         </w:tc>
         <w:tc>
-          <w:p>
-            <w:pPr>
+          <w:tcPr>
+            <w:tcMar>
+              <w:top w:type="dxa" w:w="120"/>
+              <w:left w:type="dxa" w:w="140"/>
+              <w:bottom w:type="dxa" w:w="120"/>
+              <w:right w:type="dxa" w:w="140"/>
+            </w:tcMar>
+            <w:vAlign w:val="center"/>
+          </w:tcPr>
+          <w:p>
+            <w:pPr>
+              <w:spacing w:after="40" w:before="40"/>
               <w:jc w:val="left"/>
             </w:pPr>
             <w:r>
@@ -1744,8 +2685,18 @@
           </w:p>
         </w:tc>
         <w:tc>
-          <w:p>
-            <w:pPr>
+          <w:tcPr>
+            <w:tcMar>
+              <w:top w:type="dxa" w:w="120"/>
+              <w:left w:type="dxa" w:w="140"/>
+              <w:bottom w:type="dxa" w:w="120"/>
+              <w:right w:type="dxa" w:w="140"/>
+            </w:tcMar>
+            <w:vAlign w:val="center"/>
+          </w:tcPr>
+          <w:p>
+            <w:pPr>
+              <w:spacing w:after="40" w:before="40"/>
               <w:jc w:val="left"/>
             </w:pPr>
             <w:r>
@@ -1866,7 +2817,7 @@
     </w:p>
     <w:sectPr>
       <w:pgSz w:w="11906" w:h="16838" w:orient="portrait"/>
-      <w:pgMar w:top="1440" w:right="1440" w:bottom="1440" w:left="1440" w:header="708" w:footer="708" w:gutter="0"/>
+      <w:pgMar w:top="1080" w:right="1080" w:bottom="1080" w:left="1080" w:header="708" w:footer="708" w:gutter="0"/>
       <w:pgNumType/>
       <w:docGrid w:linePitch="360"/>
     </w:sectPr>
